--- a/episodes/The_Dark_Rise_Episode_98.docx
+++ b/episodes/The_Dark_Rise_Episode_98.docx
@@ -176,7 +176,7 @@
           <w:sz w:val="24"/>
           <w:szCs w:val="24"/>
         </w:rPr>
-        <w:t xml:space="preserve">Elder Maka told him the old law plainly, the abandonment of children marked as cursed, the ak-pu tree at the boundary where each one had been laid, the generations of grief the ground had absorbed long before any living person in Idoro had been born to inherit it. She did not soften it, and did not need to; the truth was heavy enough on its own that no embellishment could have made it heavier.</w:t>
+        <w:t xml:space="preserve">Elder Maka told him the old law plainly, the abandonment of children marked as cursed, the iroko tree at the boundary where each one had been laid, the generations of grief the ground had absorbed long before any living person in Idoro had been born to inherit it. She did not soften it, and did not need to; the truth was heavy enough on its own that no embellishment could have made it heavier.</w:t>
       </w:r>
     </w:p>
     <w:p>

--- a/episodes/The_Dark_Rise_Episode_98.docx
+++ b/episodes/The_Dark_Rise_Episode_98.docx
@@ -126,20 +126,7 @@
     </w:p>
     <w:p>
       <w:pPr>
-        <w:spacing w:after="0" w:line="360"/>
-      </w:pPr>
-      <w:r>
-        <w:rPr>
-          <w:rFonts w:ascii="Georgia" w:hAnsi="Georgia" w:cs="Georgia"/>
-          <w:sz w:val="24"/>
-          <w:szCs w:val="24"/>
-        </w:rPr>
-        <w:t xml:space="preserve"/>
-      </w:r>
-    </w:p>
-    <w:p>
-      <w:pPr>
-        <w:spacing w:after="60" w:line="360"/>
+        <w:spacing w:after="60" w:line="360" w:before="480"/>
         <w:ind w:firstLine="360"/>
       </w:pPr>
       <w:r>
@@ -237,20 +224,7 @@
     </w:p>
     <w:p>
       <w:pPr>
-        <w:spacing w:after="0" w:line="360"/>
-      </w:pPr>
-      <w:r>
-        <w:rPr>
-          <w:rFonts w:ascii="Georgia" w:hAnsi="Georgia" w:cs="Georgia"/>
-          <w:sz w:val="24"/>
-          <w:szCs w:val="24"/>
-        </w:rPr>
-        <w:t xml:space="preserve"/>
-      </w:r>
-    </w:p>
-    <w:p>
-      <w:pPr>
-        <w:spacing w:after="60" w:line="360"/>
+        <w:spacing w:after="60" w:line="360" w:before="480"/>
         <w:ind w:firstLine="360"/>
       </w:pPr>
       <w:r>
@@ -320,20 +294,7 @@
     </w:p>
     <w:p>
       <w:pPr>
-        <w:spacing w:after="0" w:line="360"/>
-      </w:pPr>
-      <w:r>
-        <w:rPr>
-          <w:rFonts w:ascii="Georgia" w:hAnsi="Georgia" w:cs="Georgia"/>
-          <w:sz w:val="24"/>
-          <w:szCs w:val="24"/>
-        </w:rPr>
-        <w:t xml:space="preserve"/>
-      </w:r>
-    </w:p>
-    <w:p>
-      <w:pPr>
-        <w:spacing w:after="60" w:line="360"/>
+        <w:spacing w:after="60" w:line="360" w:before="480"/>
         <w:ind w:firstLine="360"/>
       </w:pPr>
       <w:r>

--- a/episodes/The_Dark_Rise_Episode_98.docx
+++ b/episodes/The_Dark_Rise_Episode_98.docx
@@ -275,7 +275,7 @@
           <w:sz w:val="24"/>
           <w:szCs w:val="24"/>
         </w:rPr>
-        <w:t xml:space="preserve">The survey packed to leave within two days, its work genuinely finished now by its own leader's honest accounting, and Amara found herself, watching them go, grateful for an outcome she had not been at all certain the household could still reach by the time Ubani first crossed the tree line. "We kept the secret," she told Elder Maka quietly, "by giving away the truth we could afford to lose." Elder Maka nodded once. "That is usually how the oldest secrets survive the longest," she said. "Not by hiding behind nothing. By hiding behind something true enough that no one thinks to dig past it."</w:t>
+        <w:t xml:space="preserve">The survey packed to leave within two days, its work genuinely finished now by its own leader's honest accounting, and Amara found herself, watching them go, grateful for an outcome she had not been at all certain the household could still reach by the time Ubani first crossed the tree line. "We kept the secret," she told Elder Maka quietly, "by giving away the truth we could afford to lose." Elder Maka nodded once. "That is usually how the oldest secrets survive the longest," she said. "Not by hiding behind nothing. By hiding behind something true enough that no one thinks to dig past it." Amara let that settle, watching the dust of the departing carts hang golden over the road.</w:t>
       </w:r>
     </w:p>
     <w:p>
